--- a/doc/word/04-UI-Specification.docx
+++ b/doc/word/04-UI-Specification.docx
@@ -273,10 +273,109 @@
               <w:rPr>
                 <w:b/>
               </w:rPr>
-              <w:t>Outstanding — please supply.</w:t>
-            </w:r>
-            <w:r>
-              <w:t xml:space="preserve"> The approved per-theme wide wordmark, the C2S short mark and the favicons are required. Until they arrive, mockups carry a clearly marked placeholder and the gap is flagged in delivery</w:t>
+              <w:t>Located, verified on branch `DEV`:</w:t>
+            </w:r>
+            <w:r>
+              <w:t xml:space="preserve"> </w:t>
+            </w:r>
+            <w:r>
+              <w:rPr>
+                <w:rFonts w:ascii="Consolas" w:hAnsi="Consolas"/>
+              </w:rPr>
+              <w:t>.claude/skills/ui-ux-design/assets/</w:t>
+            </w:r>
+            <w:r>
+              <w:t xml:space="preserve"> holds </w:t>
+            </w:r>
+            <w:r>
+              <w:rPr>
+                <w:rFonts w:ascii="Consolas" w:hAnsi="Consolas"/>
+              </w:rPr>
+              <w:t>logo-full-light.png</w:t>
+            </w:r>
+            <w:r>
+              <w:t xml:space="preserve">, </w:t>
+            </w:r>
+            <w:r>
+              <w:rPr>
+                <w:rFonts w:ascii="Consolas" w:hAnsi="Consolas"/>
+              </w:rPr>
+              <w:t>logo-full-dark.png</w:t>
+            </w:r>
+            <w:r>
+              <w:t xml:space="preserve">, </w:t>
+            </w:r>
+            <w:r>
+              <w:rPr>
+                <w:rFonts w:ascii="Consolas" w:hAnsi="Consolas"/>
+              </w:rPr>
+              <w:t>logo-short-light.png</w:t>
+            </w:r>
+            <w:r>
+              <w:t xml:space="preserve">, </w:t>
+            </w:r>
+            <w:r>
+              <w:rPr>
+                <w:rFonts w:ascii="Consolas" w:hAnsi="Consolas"/>
+              </w:rPr>
+              <w:t>logo-short-dark.png</w:t>
+            </w:r>
+            <w:r>
+              <w:t xml:space="preserve">, </w:t>
+            </w:r>
+            <w:r>
+              <w:rPr>
+                <w:rFonts w:ascii="Consolas" w:hAnsi="Consolas"/>
+              </w:rPr>
+              <w:t>favicon-light.ico</w:t>
+            </w:r>
+            <w:r>
+              <w:t xml:space="preserve">, </w:t>
+            </w:r>
+            <w:r>
+              <w:rPr>
+                <w:rFonts w:ascii="Consolas" w:hAnsi="Consolas"/>
+              </w:rPr>
+              <w:t>favicon-dark.ico</w:t>
+            </w:r>
+            <w:r>
+              <w:t xml:space="preserve">. A second copy exists at </w:t>
+            </w:r>
+            <w:r>
+              <w:rPr>
+                <w:rFonts w:ascii="Consolas" w:hAnsi="Consolas"/>
+              </w:rPr>
+              <w:t>developer-handbook/layout-template/assets/images/</w:t>
+            </w:r>
+            <w:r>
+              <w:t xml:space="preserve">. </w:t>
+            </w:r>
+            <w:r>
+              <w:rPr>
+                <w:b/>
+              </w:rPr>
+              <w:t>Still to confirm:</w:t>
+            </w:r>
+            <w:r>
+              <w:t xml:space="preserve"> which of the two is authoritative, and the </w:t>
+            </w:r>
+            <w:r>
+              <w:rPr>
+                <w:rFonts w:ascii="Consolas" w:hAnsi="Consolas"/>
+              </w:rPr>
+              <w:t>&lt;BRAND_ASSETS_PATH&gt;</w:t>
+            </w:r>
+            <w:r>
+              <w:t xml:space="preserve"> the application installs them to — </w:t>
+            </w:r>
+            <w:r>
+              <w:rPr>
+                <w:rFonts w:ascii="Consolas" w:hAnsi="Consolas"/>
+              </w:rPr>
+              <w:t>.claude/rules/ui-ux-quality.md</w:t>
+            </w:r>
+            <w:r>
+              <w:t xml:space="preserve"> requires that path to be asked for, never chosen</w:t>
             </w:r>
           </w:p>
         </w:tc>
@@ -375,13 +474,7 @@
     <w:p/>
     <w:p>
       <w:r>
-        <w:rPr>
-          <w:b/>
-        </w:rPr>
-        <w:t>One screen cannot be finalised without the asset pack:</w:t>
-      </w:r>
-      <w:r>
-        <w:t xml:space="preserve"> the sidebar brand block and the authentication screen both display identity assets directly.</w:t>
+        <w:t>The sidebar brand block and the sign-in screen display these assets directly, so both are unblocked once the authoritative copy and the install path are confirmed.</w:t>
       </w:r>
     </w:p>
     <w:p>
@@ -11864,10 +11957,10 @@
         <w:rPr>
           <w:b/>
         </w:rPr>
-        <w:t>The brand asset pack and its installed location remain outstanding and are required</w:t>
+        <w:t>The brand asset pack has been located on `DEV`</w:t>
       </w:r>
       <w:r>
-        <w:t xml:space="preserve"> — the sidebar brand block and the sign-in screen both display identity assets directly, and no substitute has been chosen for them.</w:t>
+        <w:t xml:space="preserve"> (see section 2); the authoritative copy and the install path remain to be confirmed, and no substitute has been chosen for either.</w:t>
       </w:r>
     </w:p>
     <w:p>

--- a/doc/word/04-UI-Specification.docx
+++ b/doc/word/04-UI-Specification.docx
@@ -1501,78 +1501,273 @@
               <w:spacing w:after="40"/>
             </w:pPr>
             <w:r>
-              <w:t>Standalone centered card: brand mark → application name → "Sign in with Microsoft" as the single primary action → flash and error display → trust footer. No local username and password field, since authentication is delegated entirely to Microsoft Entra ID</w:t>
-            </w:r>
-          </w:p>
-        </w:tc>
-        <w:tc>
-          <w:tcPr>
-            <w:tcW w:type="dxa" w:w="1710"/>
-          </w:tcPr>
-          <w:p>
-            <w:pPr>
-              <w:spacing w:after="40"/>
-            </w:pPr>
-            <w:r>
-              <w:t xml:space="preserve">Standard branding, applied on the auth surface without the shell. The approved per-theme wordmark is the brand mark. </w:t>
-            </w:r>
-            <w:r>
               <w:rPr>
                 <w:b/>
               </w:rPr>
-              <w:t>Blocked pending the brand asset pack</w:t>
-            </w:r>
-          </w:p>
-        </w:tc>
-        <w:tc>
-          <w:tcPr>
-            <w:tcW w:type="dxa" w:w="1710"/>
-          </w:tcPr>
-          <w:p>
-            <w:pPr>
-              <w:spacing w:after="40"/>
-            </w:pPr>
-            <w:r>
-              <w:t>Success: redirect to Entra ID. Loading: the sign-in control shows its own bounded in-control wait, the only permitted spinner. Error: a persistent human message for consent declined, tenant not permitted, or the callback failing, each distinguished. No empty state — the screen has no data region</w:t>
-            </w:r>
-          </w:p>
-        </w:tc>
-        <w:tc>
-          <w:tcPr>
-            <w:tcW w:type="dxa" w:w="1710"/>
-          </w:tcPr>
-          <w:p>
-            <w:pPr>
-              <w:spacing w:after="40"/>
-            </w:pPr>
-            <w:r>
-              <w:t>Unauthenticated. No role applies. The screen reveals nothing about whether a tenant or account exists</w:t>
-            </w:r>
-          </w:p>
-        </w:tc>
-        <w:tc>
-          <w:tcPr>
-            <w:tcW w:type="dxa" w:w="1710"/>
-          </w:tcPr>
-          <w:p>
-            <w:pPr>
-              <w:spacing w:after="40"/>
-            </w:pPr>
-            <w:r>
-              <w:t>Standard accessibility. The single action is a real button with an accessible name; the error region is an assertive live region; the theme control is not present here, so the effective theme follows the system preference</w:t>
-            </w:r>
-          </w:p>
-        </w:tc>
-        <w:tc>
-          <w:tcPr>
-            <w:tcW w:type="dxa" w:w="1710"/>
-          </w:tcPr>
-          <w:p>
-            <w:pPr>
-              <w:spacing w:after="40"/>
-            </w:pPr>
-            <w:r>
-              <w:t>Standard device support. The card is near-full-width on small screens with the action at the 48px large size</w:t>
+              <w:t>Built:</w:t>
+            </w:r>
+            <w:r>
+              <w:t xml:space="preserve"> </w:t>
+            </w:r>
+            <w:r>
+              <w:rPr>
+                <w:rFonts w:ascii="Consolas" w:hAnsi="Consolas"/>
+              </w:rPr>
+              <w:t>doc/mockups/semantiq-signin-mockup.html</w:t>
+            </w:r>
+            <w:r>
+              <w:t xml:space="preserve">. Standalone centered card, max-width 420px (the approved modal default, reused rather than a new value): per-theme wordmark -&gt; "Sign in to SemantIQ" + one-line lede -&gt; form-level message region -&gt; </w:t>
+            </w:r>
+            <w:r>
+              <w:rPr>
+                <w:b/>
+              </w:rPr>
+              <w:t>one solid</w:t>
+            </w:r>
+            <w:r>
+              <w:t xml:space="preserve"> </w:t>
+            </w:r>
+            <w:r>
+              <w:rPr>
+                <w:rFonts w:ascii="Consolas" w:hAnsi="Consolas"/>
+              </w:rPr>
+              <w:t>btn-primary btn-lg btn-block</w:t>
+            </w:r>
+            <w:r>
+              <w:t xml:space="preserve"> "Sign in with Microsoft" carrying the Microsoft mark -&gt; "Single sign-on only" divider -&gt; help text -&gt; trust footer outside the card. No username or password field: authentication is delegated entirely to Microsoft Entra ID, so there is no local credential to collect</w:t>
+            </w:r>
+          </w:p>
+        </w:tc>
+        <w:tc>
+          <w:tcPr>
+            <w:tcW w:type="dxa" w:w="1710"/>
+          </w:tcPr>
+          <w:p>
+            <w:pPr>
+              <w:spacing w:after="40"/>
+            </w:pPr>
+            <w:r>
+              <w:t xml:space="preserve">Standard branding. The approved </w:t>
+            </w:r>
+            <w:r>
+              <w:rPr>
+                <w:rFonts w:ascii="Consolas" w:hAnsi="Consolas"/>
+              </w:rPr>
+              <w:t>logo-full-light.png</w:t>
+            </w:r>
+            <w:r>
+              <w:t xml:space="preserve"> / </w:t>
+            </w:r>
+            <w:r>
+              <w:rPr>
+                <w:rFonts w:ascii="Consolas" w:hAnsi="Consolas"/>
+              </w:rPr>
+              <w:t>logo-full-dark.png</w:t>
+            </w:r>
+            <w:r>
+              <w:t xml:space="preserve"> wordmark at the approved 22px height, width auto, swapping with the effective theme; the matching per-theme favicon wired by </w:t>
+            </w:r>
+            <w:r>
+              <w:rPr>
+                <w:rFonts w:ascii="Consolas" w:hAnsi="Consolas"/>
+              </w:rPr>
+              <w:t>prefers-color-scheme</w:t>
+            </w:r>
+            <w:r>
+              <w:t xml:space="preserve">. </w:t>
+            </w:r>
+            <w:r>
+              <w:rPr>
+                <w:b/>
+              </w:rPr>
+              <w:t>Verified rendered:</w:t>
+            </w:r>
+            <w:r>
+              <w:t xml:space="preserve"> light canvas </w:t>
+            </w:r>
+            <w:r>
+              <w:rPr>
+                <w:rFonts w:ascii="Consolas" w:hAnsi="Consolas"/>
+              </w:rPr>
+              <w:t>#E8DFD0</w:t>
+            </w:r>
+            <w:r>
+              <w:t xml:space="preserve">, dark canvas </w:t>
+            </w:r>
+            <w:r>
+              <w:rPr>
+                <w:rFonts w:ascii="Consolas" w:hAnsi="Consolas"/>
+              </w:rPr>
+              <w:t>#1A2E46</w:t>
+            </w:r>
+            <w:r>
+              <w:t xml:space="preserve">, light action </w:t>
+            </w:r>
+            <w:r>
+              <w:rPr>
+                <w:rFonts w:ascii="Consolas" w:hAnsi="Consolas"/>
+              </w:rPr>
+              <w:t>#193E6B</w:t>
+            </w:r>
+            <w:r>
+              <w:t xml:space="preserve">, dark action </w:t>
+            </w:r>
+            <w:r>
+              <w:rPr>
+                <w:rFonts w:ascii="Consolas" w:hAnsi="Consolas"/>
+              </w:rPr>
+              <w:t>#7FADE1</w:t>
+            </w:r>
+            <w:r>
+              <w:t>, logo aspect preserved at 158x22 from a 1242x173 source. One named deviation for the Microsoft mark — section 7, conflict 3</w:t>
+            </w:r>
+          </w:p>
+        </w:tc>
+        <w:tc>
+          <w:tcPr>
+            <w:tcW w:type="dxa" w:w="1710"/>
+          </w:tcPr>
+          <w:p>
+            <w:pPr>
+              <w:spacing w:after="40"/>
+            </w:pPr>
+            <w:r>
+              <w:t xml:space="preserve">Success: redirect to Entra ID. Loading: the control disables, sets </w:t>
+            </w:r>
+            <w:r>
+              <w:rPr>
+                <w:rFonts w:ascii="Consolas" w:hAnsi="Consolas"/>
+              </w:rPr>
+              <w:t>aria-busy</w:t>
+            </w:r>
+            <w:r>
+              <w:t xml:space="preserve">, relabels to "Redirecting to Microsoft…" and shows its own bounded in-control spinner at stable width — the only permitted spinner. Error: one persistent inline alert in the form-level message region, with </w:t>
+            </w:r>
+            <w:r>
+              <w:rPr>
+                <w:b/>
+              </w:rPr>
+              <w:t>three distinguished causes</w:t>
+            </w:r>
+            <w:r>
+              <w:t xml:space="preserve"> — consent declined, tenant not enabled, callback failed — each naming who can resolve it, plus a signed-out notice variant. No empty state: the screen has no data region</w:t>
+            </w:r>
+          </w:p>
+        </w:tc>
+        <w:tc>
+          <w:tcPr>
+            <w:tcW w:type="dxa" w:w="1710"/>
+          </w:tcPr>
+          <w:p>
+            <w:pPr>
+              <w:spacing w:after="40"/>
+            </w:pPr>
+            <w:r>
+              <w:t>Unauthenticated. No role applies. The screen reveals nothing about whether a tenant, account or organisation exists — every message names a class of cause, never whether a specific identity is known</w:t>
+            </w:r>
+          </w:p>
+        </w:tc>
+        <w:tc>
+          <w:tcPr>
+            <w:tcW w:type="dxa" w:w="1710"/>
+          </w:tcPr>
+          <w:p>
+            <w:pPr>
+              <w:spacing w:after="40"/>
+            </w:pPr>
+            <w:r>
+              <w:t xml:space="preserve">Standard accessibility. The action is a real </w:t>
+            </w:r>
+            <w:r>
+              <w:rPr>
+                <w:rFonts w:ascii="Consolas" w:hAnsi="Consolas"/>
+              </w:rPr>
+              <w:t>&lt;button type="submit"&gt;</w:t>
+            </w:r>
+            <w:r>
+              <w:t xml:space="preserve">; the message region is </w:t>
+            </w:r>
+            <w:r>
+              <w:rPr>
+                <w:rFonts w:ascii="Consolas" w:hAnsi="Consolas"/>
+              </w:rPr>
+              <w:t>role="alert"</w:t>
+            </w:r>
+            <w:r>
+              <w:t xml:space="preserve"> with </w:t>
+            </w:r>
+            <w:r>
+              <w:rPr>
+                <w:rFonts w:ascii="Consolas" w:hAnsi="Consolas"/>
+              </w:rPr>
+              <w:t>aria-live="assertive"</w:t>
+            </w:r>
+            <w:r>
+              <w:t xml:space="preserve">; the Microsoft mark is </w:t>
+            </w:r>
+            <w:r>
+              <w:rPr>
+                <w:rFonts w:ascii="Consolas" w:hAnsi="Consolas"/>
+              </w:rPr>
+              <w:t>aria-hidden</w:t>
+            </w:r>
+            <w:r>
+              <w:t xml:space="preserve"> so the accessible name is the label alone; </w:t>
+            </w:r>
+            <w:r>
+              <w:rPr>
+                <w:rFonts w:ascii="Consolas" w:hAnsi="Consolas"/>
+              </w:rPr>
+              <w:t>aria-busy</w:t>
+            </w:r>
+            <w:r>
+              <w:t xml:space="preserve"> during redirect; reduced motion honoured. No theme switcher — the profile menu does not exist pre-authentication — so the effective theme follows </w:t>
+            </w:r>
+            <w:r>
+              <w:rPr>
+                <w:rFonts w:ascii="Consolas" w:hAnsi="Consolas"/>
+              </w:rPr>
+              <w:t>prefers-color-scheme</w:t>
+            </w:r>
+          </w:p>
+        </w:tc>
+        <w:tc>
+          <w:tcPr>
+            <w:tcW w:type="dxa" w:w="1710"/>
+          </w:tcPr>
+          <w:p>
+            <w:pPr>
+              <w:spacing w:after="40"/>
+            </w:pPr>
+            <w:r>
+              <w:t xml:space="preserve">Standard device support. Card near-full-width on small screens; the action is </w:t>
+            </w:r>
+            <w:r>
+              <w:rPr>
+                <w:rFonts w:ascii="Consolas" w:hAnsi="Consolas"/>
+              </w:rPr>
+              <w:t>btn-lg</w:t>
+            </w:r>
+            <w:r>
+              <w:t xml:space="preserve"> at 48px, above the 44px touch floor, full width via </w:t>
+            </w:r>
+            <w:r>
+              <w:rPr>
+                <w:rFonts w:ascii="Consolas" w:hAnsi="Consolas"/>
+              </w:rPr>
+              <w:t>btn-block</w:t>
+            </w:r>
+            <w:r>
+              <w:t xml:space="preserve">. </w:t>
+            </w:r>
+            <w:r>
+              <w:rPr>
+                <w:b/>
+              </w:rPr>
+              <w:t>Verified at 390px:</w:t>
+            </w:r>
+            <w:r>
+              <w:t xml:space="preserve"> no horizontal page scroll</w:t>
             </w:r>
           </w:p>
         </w:tc>
@@ -11822,6 +12017,153 @@
       </w:r>
       <w:r>
         <w:t>, since a conversational surface will recur across the product and is worth settling once rather than per screen.</w:t>
+      </w:r>
+    </w:p>
+    <w:p>
+      <w:r>
+        <w:rPr>
+          <w:b/>
+        </w:rPr>
+        <w:t>Conflict 3 — the Microsoft mark is not in the approved icon registry.</w:t>
+      </w:r>
+      <w:r>
+        <w:t xml:space="preserve"> Named as a deviation rather than taken silently, using the skill's deviation protocol.</w:t>
+      </w:r>
+    </w:p>
+    <w:p>
+      <w:pPr>
+        <w:pStyle w:val="ListBullet"/>
+      </w:pPr>
+      <w:r>
+        <w:rPr>
+          <w:b/>
+        </w:rPr>
+        <w:t>Standard pattern:</w:t>
+      </w:r>
+      <w:r>
+        <w:t xml:space="preserve"> one central icon registry, one style — 24px viewBox, 2px stroke, round caps,</w:t>
+      </w:r>
+    </w:p>
+    <w:p>
+      <w:r>
+        <w:t xml:space="preserve">outline, monochrome through </w:t>
+      </w:r>
+      <w:r>
+        <w:rPr>
+          <w:rFonts w:ascii="Consolas" w:hAnsi="Consolas"/>
+        </w:rPr>
+        <w:t>currentColor</w:t>
+      </w:r>
+      <w:r>
+        <w:t>.</w:t>
+      </w:r>
+    </w:p>
+    <w:p>
+      <w:pPr>
+        <w:pStyle w:val="ListBullet"/>
+      </w:pPr>
+      <w:r>
+        <w:rPr>
+          <w:b/>
+        </w:rPr>
+        <w:t>Proposed deviation:</w:t>
+      </w:r>
+      <w:r>
+        <w:t xml:space="preserve"> the Microsoft four-square mark, in its four brand colours, inside the</w:t>
+      </w:r>
+    </w:p>
+    <w:p>
+      <w:r>
+        <w:t>"Sign in with Microsoft" button.</w:t>
+      </w:r>
+    </w:p>
+    <w:p>
+      <w:pPr>
+        <w:pStyle w:val="ListBullet"/>
+      </w:pPr>
+      <w:r>
+        <w:rPr>
+          <w:b/>
+        </w:rPr>
+        <w:t>Rationale:</w:t>
+      </w:r>
+      <w:r>
+        <w:t xml:space="preserve"> this is a third-party identity-provider brand mark, the same category as our own</w:t>
+      </w:r>
+    </w:p>
+    <w:p>
+      <w:r>
+        <w:t>wordmark, not an app action icon. Microsoft's branding guidance requires the mark on a "Sign in with Microsoft" control, and it is what users actually scan for on an SSO button. A monochrome outline substitute would breach that guidance and make the button less recognisable at exactly the moment recognition matters.</w:t>
+      </w:r>
+    </w:p>
+    <w:p>
+      <w:pPr>
+        <w:pStyle w:val="ListBullet"/>
+      </w:pPr>
+      <w:r>
+        <w:rPr>
+          <w:b/>
+        </w:rPr>
+        <w:t>Domain context:</w:t>
+      </w:r>
+      <w:r>
+        <w:t xml:space="preserve"> SemantIQ is a Microsoft Fabric control plane. Every user signs in with a Microsoft</w:t>
+      </w:r>
+    </w:p>
+    <w:p>
+      <w:r>
+        <w:t>work account and there is no second identity provider to stay consistent with.</w:t>
+      </w:r>
+    </w:p>
+    <w:p>
+      <w:pPr>
+        <w:pStyle w:val="ListBullet"/>
+      </w:pPr>
+      <w:r>
+        <w:rPr>
+          <w:b/>
+        </w:rPr>
+        <w:t>Trade-offs acknowledged:</w:t>
+      </w:r>
+      <w:r>
+        <w:t xml:space="preserve"> it introduces four off-palette colours, inside one control on one screen.</w:t>
+      </w:r>
+    </w:p>
+    <w:p>
+      <w:r>
+        <w:t xml:space="preserve">Scoped to the sign-in action only, inline SVG with no external request, </w:t>
+      </w:r>
+      <w:r>
+        <w:rPr>
+          <w:rFonts w:ascii="Consolas" w:hAnsi="Consolas"/>
+        </w:rPr>
+        <w:t>aria-hidden</w:t>
+      </w:r>
+      <w:r>
+        <w:t xml:space="preserve"> so it adds nothing to the accessible name, and deliberately </w:t>
+      </w:r>
+      <w:r>
+        <w:rPr>
+          <w:b/>
+        </w:rPr>
+        <w:t>not</w:t>
+      </w:r>
+      <w:r>
+        <w:t xml:space="preserve"> registered in the icon registry, so it cannot be reused as a general-purpose icon.</w:t>
+      </w:r>
+    </w:p>
+    <w:p>
+      <w:pPr>
+        <w:pStyle w:val="ListBullet"/>
+      </w:pPr>
+      <w:r>
+        <w:rPr>
+          <w:b/>
+        </w:rPr>
+        <w:t>Needs the technical lead's sign-off</w:t>
+      </w:r>
+      <w:r>
+        <w:t>, because the palette is an ENFORCED constant.</w:t>
       </w:r>
     </w:p>
     <w:p>

--- a/doc/word/04-UI-Specification.docx
+++ b/doc/word/04-UI-Specification.docx
@@ -273,109 +273,37 @@
               <w:rPr>
                 <w:b/>
               </w:rPr>
-              <w:t>Located, verified on branch `DEV`:</w:t>
-            </w:r>
-            <w:r>
-              <w:t xml:space="preserve"> </w:t>
+              <w:t>Resolved.</w:t>
+            </w:r>
+            <w:r>
+              <w:t xml:space="preserve"> Source of record is </w:t>
             </w:r>
             <w:r>
               <w:rPr>
                 <w:rFonts w:ascii="Consolas" w:hAnsi="Consolas"/>
               </w:rPr>
-              <w:t>.claude/skills/ui-ux-design/assets/</w:t>
-            </w:r>
-            <w:r>
-              <w:t xml:space="preserve"> holds </w:t>
+              <w:t>doc/design-system/assets/</w:t>
+            </w:r>
+            <w:r>
+              <w:t xml:space="preserve">. The application vendors its own copies: wordmarks at </w:t>
             </w:r>
             <w:r>
               <w:rPr>
                 <w:rFonts w:ascii="Consolas" w:hAnsi="Consolas"/>
               </w:rPr>
-              <w:t>logo-full-light.png</w:t>
-            </w:r>
-            <w:r>
-              <w:t xml:space="preserve">, </w:t>
+              <w:t>resources/images/brand/</w:t>
+            </w:r>
+            <w:r>
+              <w:t xml:space="preserve"> (imported through Vite, fingerprinted at build) and favicons at </w:t>
             </w:r>
             <w:r>
               <w:rPr>
                 <w:rFonts w:ascii="Consolas" w:hAnsi="Consolas"/>
               </w:rPr>
-              <w:t>logo-full-dark.png</w:t>
-            </w:r>
-            <w:r>
-              <w:t xml:space="preserve">, </w:t>
-            </w:r>
-            <w:r>
-              <w:rPr>
-                <w:rFonts w:ascii="Consolas" w:hAnsi="Consolas"/>
-              </w:rPr>
-              <w:t>logo-short-light.png</w:t>
-            </w:r>
-            <w:r>
-              <w:t xml:space="preserve">, </w:t>
-            </w:r>
-            <w:r>
-              <w:rPr>
-                <w:rFonts w:ascii="Consolas" w:hAnsi="Consolas"/>
-              </w:rPr>
-              <w:t>logo-short-dark.png</w:t>
-            </w:r>
-            <w:r>
-              <w:t xml:space="preserve">, </w:t>
-            </w:r>
-            <w:r>
-              <w:rPr>
-                <w:rFonts w:ascii="Consolas" w:hAnsi="Consolas"/>
-              </w:rPr>
-              <w:t>favicon-light.ico</w:t>
-            </w:r>
-            <w:r>
-              <w:t xml:space="preserve">, </w:t>
-            </w:r>
-            <w:r>
-              <w:rPr>
-                <w:rFonts w:ascii="Consolas" w:hAnsi="Consolas"/>
-              </w:rPr>
-              <w:t>favicon-dark.ico</w:t>
-            </w:r>
-            <w:r>
-              <w:t xml:space="preserve">. A second copy exists at </w:t>
-            </w:r>
-            <w:r>
-              <w:rPr>
-                <w:rFonts w:ascii="Consolas" w:hAnsi="Consolas"/>
-              </w:rPr>
-              <w:t>developer-handbook/layout-template/assets/images/</w:t>
-            </w:r>
-            <w:r>
-              <w:t xml:space="preserve">. </w:t>
-            </w:r>
-            <w:r>
-              <w:rPr>
-                <w:b/>
-              </w:rPr>
-              <w:t>Still to confirm:</w:t>
-            </w:r>
-            <w:r>
-              <w:t xml:space="preserve"> which of the two is authoritative, and the </w:t>
-            </w:r>
-            <w:r>
-              <w:rPr>
-                <w:rFonts w:ascii="Consolas" w:hAnsi="Consolas"/>
-              </w:rPr>
-              <w:t>&lt;BRAND_ASSETS_PATH&gt;</w:t>
-            </w:r>
-            <w:r>
-              <w:t xml:space="preserve"> the application installs them to — </w:t>
-            </w:r>
-            <w:r>
-              <w:rPr>
-                <w:rFonts w:ascii="Consolas" w:hAnsi="Consolas"/>
-              </w:rPr>
-              <w:t>.claude/rules/ui-ux-quality.md</w:t>
-            </w:r>
-            <w:r>
-              <w:t xml:space="preserve"> requires that path to be asked for, never chosen</w:t>
+              <w:t>public/brand/</w:t>
+            </w:r>
+            <w:r>
+              <w:t xml:space="preserve"> (stable URL, since a favicon is not a bundled module). The app therefore has no runtime dependency on a documentation path</w:t>
             </w:r>
           </w:p>
         </w:tc>
